--- a/tests/fixtures/sample.docx
+++ b/tests/fixtures/sample.docx
@@ -7,12 +7,12 @@
         <w:pStyle w:val="Heading1"/>
       </w:pPr>
       <w:r>
-        <w:t>康医通系统</w:t>
+        <w:t>港湾通系统</w:t>
       </w:r>
     </w:p>
     <w:p>
       <w:r>
-        <w:t>营养咨询模块负责采集用户膳食记录。</w:t>
+        <w:t>示例咨询模块负责采集用户示例记录。</w:t>
       </w:r>
     </w:p>
     <w:sectPr>
